--- a/clinica-alma/대본/8부/04화_La_condicion.docx
+++ b/clinica-alma/대본/8부/04화_La_condicion.docx
@@ -45,7 +45,7 @@
           <w:bCs/>
           <w:b/>
         </w:rPr>
-        <w:t xml:space="preserve">Año 9, 5월 19일 — 부속서 2, 다온 이베리아 영업 정책: «Sin restricciones de canal.» 도입 — 질문을 준비하는 팀: 로시오 셋, 로레나 이름 넷(파코·쇼안·야이사·마리사), 하비에르 계산기(꺼내지 않음), 마테오 하나</w:t>
+        <w:t xml:space="preserve">Año 9, 5월 19일 — 부속서 2, 다온 이베리아 영업 정책: «Sin restricciones de canal.» 도입 — 질문을 준비하는 팀: 로시오 셋, 로레나 이름 넷(파코·숑·야이사·마리사), 하비에르 계산기(꺼내지 않음), 마테오 하나</w:t>
       </w:r>
       <w:r>
         <w:rPr>
@@ -1142,7 +1142,7 @@
         <w:t xml:space="preserve"> </w:t>
       </w:r>
       <w:r>
-        <w:t xml:space="preserve">/ 파코·쇼안·야이사·마리사가 뭔가를 쓴다 —</w:t>
+        <w:t xml:space="preserve">/ 파코·숑·야이사·마리사가 뭔가를 쓴다 —</w:t>
       </w:r>
       <w:r>
         <w:t xml:space="preserve"> </w:t>
@@ -4511,7 +4511,7 @@
         <w:pStyle w:val="BodyText"/>
       </w:pPr>
       <w:r>
-        <w:t xml:space="preserve">로레나: 저는 이름 네 개요. 파코, 쇼안, 야이사, 마리사. 한 명씩 어떻게 되는지 듣고 싶어요.</w:t>
+        <w:t xml:space="preserve">로레나: 저는 이름 네 개요. 파코, 숑, 야이사, 마리사. 한 명씩 어떻게 되는지 듣고 싶어요.</w:t>
       </w:r>
     </w:p>
     <w:p>
@@ -4801,7 +4801,7 @@
         <w:pStyle w:val="BodyText"/>
       </w:pPr>
       <w:r>
-        <w:t xml:space="preserve">로레나: 제 질문이요. 네트워크는요? 파코, 쇼안, 야이사, 마리사. 이름으로요.</w:t>
+        <w:t xml:space="preserve">로레나: 제 질문이요. 네트워크는요? 파코, 숑, 야이사, 마리사. 이름으로요.</w:t>
       </w:r>
     </w:p>
     <w:p>
@@ -5522,7 +5522,7 @@
         <w:pStyle w:val="BodyText"/>
       </w:pPr>
       <w:r>
-        <w:t xml:space="preserve">파코: 와야 하면 오는 거지. 쇼안, 야이사, 나는 벌써 얘기하고 있어. 마리사도. 뭔가 쓸 거야. 종이는, 마테오, 우리도 쓸 줄 알거든. 그리고 넷이 다 서명할 거야.</w:t>
+        <w:t xml:space="preserve">파코: 와야 하면 오는 거지. 숑, 야이사, 나는 벌써 얘기하고 있어. 마리사도. 뭔가 쓸 거야. 종이는, 마테오, 우리도 쓸 줄 알거든. 그리고 넷이 다 서명할 거야.</w:t>
       </w:r>
     </w:p>
     <w:bookmarkEnd w:id="37"/>
